--- a/SiapKerja_MSForms_03_Pengamat.docx
+++ b/SiapKerja_MSForms_03_Pengamat.docx
@@ -25,7 +25,7 @@
           <w:b w:val="0"/>
           <w:sz w:val="22"/>
         </w:rPr>
-        <w:t>Satu isian per kelompok, diisi fasilitator selama bermain SiapKerja. Catat apa yang terjadi di aplikasi, bukan siapa lebih cepat selesai. Jangan tulis nama orang atau nama instansi. Kode sesi contoh S260825-A.</w:t>
+        <w:t>Satu isian per kelompok, diisi fasilitator selama bermain SiapKerja. Catat apa yang terjadi di aplikasi. Jangan tulis nama orang atau nama instansi. Kode sesi contoh S260825-A.</w:t>
       </w:r>
     </w:p>
     <w:p>

--- a/SiapKerja_MSForms_03_Pengamat.docx
+++ b/SiapKerja_MSForms_03_Pengamat.docx
@@ -25,7 +25,7 @@
           <w:b w:val="0"/>
           <w:sz w:val="22"/>
         </w:rPr>
-        <w:t>Satu isian per kelompok, diisi fasilitator selama bermain SiapKerja. Catat apa yang terjadi di aplikasi. Jangan tulis nama orang atau nama instansi. Kode sesi contoh S260825-A.</w:t>
+        <w:t>Satu isian per kelompok / laptop, diisi fasilitator selama bermain SiapKerja. Catat apa yang terjadi di aplikasi. Jangan tulis nama orang. Nama organisasi diisi; di paper akan disamarkan. Kode sesi contoh S260901-A.</w:t>
       </w:r>
     </w:p>
     <w:p>
@@ -38,7 +38,7 @@
           <w:b w:val="0"/>
           <w:sz w:val="24"/>
         </w:rPr>
-        <w:t>1. Kode sesi (contoh S260825-A)</w:t>
+        <w:t>1. Kode sesi (contoh S260901-A)</w:t>
       </w:r>
     </w:p>
     <w:p>
@@ -63,7 +63,7 @@
           <w:b w:val="0"/>
           <w:sz w:val="24"/>
         </w:rPr>
-        <w:t>2. Kode kelompok (contoh G2)</w:t>
+        <w:t>2. Nama organisasi atau perusahaan. Di paper akan disamarkan. Jika tidak mewakili organisasi, tulis Individu.</w:t>
       </w:r>
     </w:p>
     <w:p>
@@ -88,7 +88,32 @@
           <w:b w:val="0"/>
           <w:sz w:val="24"/>
         </w:rPr>
-        <w:t>3. Jumlah orang di laptop ini</w:t>
+        <w:t>3. Kode kelompok / laptop (contoh G2)</w:t>
+      </w:r>
+    </w:p>
+    <w:p>
+      <w:pPr>
+        <w:spacing w:after="200" w:before="0" w:line="240" w:lineRule="auto"/>
+      </w:pPr>
+      <w:r>
+        <w:rPr>
+          <w:rFonts w:ascii="Calibri" w:hAnsi="Calibri" w:eastAsia="Calibri"/>
+          <w:b w:val="0"/>
+          <w:sz w:val="20"/>
+        </w:rPr>
+      </w:r>
+    </w:p>
+    <w:p>
+      <w:pPr>
+        <w:spacing w:after="40" w:before="0" w:line="240" w:lineRule="auto"/>
+      </w:pPr>
+      <w:r>
+        <w:rPr>
+          <w:rFonts w:ascii="Calibri" w:hAnsi="Calibri" w:eastAsia="Calibri"/>
+          <w:b w:val="0"/>
+          <w:sz w:val="24"/>
+        </w:rPr>
+        <w:t>4. Jumlah orang di laptop ini</w:t>
       </w:r>
     </w:p>
     <w:p>
@@ -178,57 +203,7 @@
           <w:b w:val="0"/>
           <w:sz w:val="24"/>
         </w:rPr>
-        <w:t>4. Jam mulai (contoh 09.00)</w:t>
-      </w:r>
-    </w:p>
-    <w:p>
-      <w:pPr>
-        <w:spacing w:after="200" w:before="0" w:line="240" w:lineRule="auto"/>
-      </w:pPr>
-      <w:r>
-        <w:rPr>
-          <w:rFonts w:ascii="Calibri" w:hAnsi="Calibri" w:eastAsia="Calibri"/>
-          <w:b w:val="0"/>
-          <w:sz w:val="20"/>
-        </w:rPr>
-      </w:r>
-    </w:p>
-    <w:p>
-      <w:pPr>
-        <w:spacing w:after="40" w:before="0" w:line="240" w:lineRule="auto"/>
-      </w:pPr>
-      <w:r>
-        <w:rPr>
-          <w:rFonts w:ascii="Calibri" w:hAnsi="Calibri" w:eastAsia="Calibri"/>
-          <w:b w:val="0"/>
-          <w:sz w:val="24"/>
-        </w:rPr>
-        <w:t>5. Jam selesai (contoh 10.30)</w:t>
-      </w:r>
-    </w:p>
-    <w:p>
-      <w:pPr>
-        <w:spacing w:after="200" w:before="0" w:line="240" w:lineRule="auto"/>
-      </w:pPr>
-      <w:r>
-        <w:rPr>
-          <w:rFonts w:ascii="Calibri" w:hAnsi="Calibri" w:eastAsia="Calibri"/>
-          <w:b w:val="0"/>
-          <w:sz w:val="20"/>
-        </w:rPr>
-      </w:r>
-    </w:p>
-    <w:p>
-      <w:pPr>
-        <w:spacing w:after="40" w:before="0" w:line="240" w:lineRule="auto"/>
-      </w:pPr>
-      <w:r>
-        <w:rPr>
-          <w:rFonts w:ascii="Calibri" w:hAnsi="Calibri" w:eastAsia="Calibri"/>
-          <w:b w:val="0"/>
-          <w:sz w:val="24"/>
-        </w:rPr>
-        <w:t>6. Tab Pemilik selesai dikunci?</w:t>
+        <w:t>5. Tab terakhir yang tercapai di SiapKerja</w:t>
       </w:r>
     </w:p>
     <w:p>
@@ -241,7 +216,7 @@
           <w:b w:val="0"/>
           <w:sz w:val="24"/>
         </w:rPr>
-        <w:t>A. Ya</w:t>
+        <w:t>A. Pemilik</w:t>
       </w:r>
     </w:p>
     <w:p>
@@ -254,7 +229,111 @@
           <w:b w:val="0"/>
           <w:sz w:val="24"/>
         </w:rPr>
-        <w:t>B. Tidak</w:t>
+        <w:t>B. Desainer</w:t>
+      </w:r>
+    </w:p>
+    <w:p>
+      <w:pPr>
+        <w:spacing w:after="0" w:before="0" w:line="240" w:lineRule="auto"/>
+      </w:pPr>
+      <w:r>
+        <w:rPr>
+          <w:rFonts w:ascii="Calibri" w:hAnsi="Calibri" w:eastAsia="Calibri"/>
+          <w:b w:val="0"/>
+          <w:sz w:val="24"/>
+        </w:rPr>
+        <w:t>C. Pemilihan</w:t>
+      </w:r>
+    </w:p>
+    <w:p>
+      <w:pPr>
+        <w:spacing w:after="0" w:before="0" w:line="240" w:lineRule="auto"/>
+      </w:pPr>
+      <w:r>
+        <w:rPr>
+          <w:rFonts w:ascii="Calibri" w:hAnsi="Calibri" w:eastAsia="Calibri"/>
+          <w:b w:val="0"/>
+          <w:sz w:val="24"/>
+        </w:rPr>
+        <w:t>D. Master Plan</w:t>
+      </w:r>
+    </w:p>
+    <w:p>
+      <w:pPr>
+        <w:spacing w:after="0" w:before="0" w:line="240" w:lineRule="auto"/>
+      </w:pPr>
+      <w:r>
+        <w:rPr>
+          <w:rFonts w:ascii="Calibri" w:hAnsi="Calibri" w:eastAsia="Calibri"/>
+          <w:b w:val="0"/>
+          <w:sz w:val="24"/>
+        </w:rPr>
+        <w:t>E. Phase Plan</w:t>
+      </w:r>
+    </w:p>
+    <w:p>
+      <w:pPr>
+        <w:spacing w:after="0" w:before="0" w:line="240" w:lineRule="auto"/>
+      </w:pPr>
+      <w:r>
+        <w:rPr>
+          <w:rFonts w:ascii="Calibri" w:hAnsi="Calibri" w:eastAsia="Calibri"/>
+          <w:b w:val="0"/>
+          <w:sz w:val="24"/>
+        </w:rPr>
+        <w:t>F. Look-ahead</w:t>
+      </w:r>
+    </w:p>
+    <w:p>
+      <w:pPr>
+        <w:spacing w:after="0" w:before="0" w:line="240" w:lineRule="auto"/>
+      </w:pPr>
+      <w:r>
+        <w:rPr>
+          <w:rFonts w:ascii="Calibri" w:hAnsi="Calibri" w:eastAsia="Calibri"/>
+          <w:b w:val="0"/>
+          <w:sz w:val="24"/>
+        </w:rPr>
+        <w:t>G. Weekly Work Plan</w:t>
+      </w:r>
+    </w:p>
+    <w:p>
+      <w:pPr>
+        <w:spacing w:after="0" w:before="0" w:line="240" w:lineRule="auto"/>
+      </w:pPr>
+      <w:r>
+        <w:rPr>
+          <w:rFonts w:ascii="Calibri" w:hAnsi="Calibri" w:eastAsia="Calibri"/>
+          <w:b w:val="0"/>
+          <w:sz w:val="24"/>
+        </w:rPr>
+        <w:t>H. Huddle</w:t>
+      </w:r>
+    </w:p>
+    <w:p>
+      <w:pPr>
+        <w:spacing w:after="0" w:before="0" w:line="240" w:lineRule="auto"/>
+      </w:pPr>
+      <w:r>
+        <w:rPr>
+          <w:rFonts w:ascii="Calibri" w:hAnsi="Calibri" w:eastAsia="Calibri"/>
+          <w:b w:val="0"/>
+          <w:sz w:val="24"/>
+        </w:rPr>
+        <w:t>I. Learning</w:t>
+      </w:r>
+    </w:p>
+    <w:p>
+      <w:pPr>
+        <w:spacing w:after="0" w:before="0" w:line="240" w:lineRule="auto"/>
+      </w:pPr>
+      <w:r>
+        <w:rPr>
+          <w:rFonts w:ascii="Calibri" w:hAnsi="Calibri" w:eastAsia="Calibri"/>
+          <w:b w:val="0"/>
+          <w:sz w:val="24"/>
+        </w:rPr>
+        <w:t>J. Laporan</w:t>
       </w:r>
     </w:p>
     <w:p>
@@ -279,517 +358,7 @@
           <w:b w:val="0"/>
           <w:sz w:val="24"/>
         </w:rPr>
-        <w:t>7. Tab Desainer selesai dikunci?</w:t>
-      </w:r>
-    </w:p>
-    <w:p>
-      <w:pPr>
-        <w:spacing w:after="0" w:before="0" w:line="240" w:lineRule="auto"/>
-      </w:pPr>
-      <w:r>
-        <w:rPr>
-          <w:rFonts w:ascii="Calibri" w:hAnsi="Calibri" w:eastAsia="Calibri"/>
-          <w:b w:val="0"/>
-          <w:sz w:val="24"/>
-        </w:rPr>
-        <w:t>A. Ya</w:t>
-      </w:r>
-    </w:p>
-    <w:p>
-      <w:pPr>
-        <w:spacing w:after="0" w:before="0" w:line="240" w:lineRule="auto"/>
-      </w:pPr>
-      <w:r>
-        <w:rPr>
-          <w:rFonts w:ascii="Calibri" w:hAnsi="Calibri" w:eastAsia="Calibri"/>
-          <w:b w:val="0"/>
-          <w:sz w:val="24"/>
-        </w:rPr>
-        <w:t>B. Tidak</w:t>
-      </w:r>
-    </w:p>
-    <w:p>
-      <w:pPr>
-        <w:spacing w:after="160" w:before="0" w:line="240" w:lineRule="auto"/>
-      </w:pPr>
-      <w:r>
-        <w:rPr>
-          <w:rFonts w:ascii="Calibri" w:hAnsi="Calibri" w:eastAsia="Calibri"/>
-          <w:b w:val="0"/>
-          <w:sz w:val="20"/>
-        </w:rPr>
-      </w:r>
-    </w:p>
-    <w:p>
-      <w:pPr>
-        <w:spacing w:after="40" w:before="0" w:line="240" w:lineRule="auto"/>
-      </w:pPr>
-      <w:r>
-        <w:rPr>
-          <w:rFonts w:ascii="Calibri" w:hAnsi="Calibri" w:eastAsia="Calibri"/>
-          <w:b w:val="0"/>
-          <w:sz w:val="24"/>
-        </w:rPr>
-        <w:t>8. Tab Pemilihan (tanda tangan kontrak) selesai?</w:t>
-      </w:r>
-    </w:p>
-    <w:p>
-      <w:pPr>
-        <w:spacing w:after="0" w:before="0" w:line="240" w:lineRule="auto"/>
-      </w:pPr>
-      <w:r>
-        <w:rPr>
-          <w:rFonts w:ascii="Calibri" w:hAnsi="Calibri" w:eastAsia="Calibri"/>
-          <w:b w:val="0"/>
-          <w:sz w:val="24"/>
-        </w:rPr>
-        <w:t>A. Ya</w:t>
-      </w:r>
-    </w:p>
-    <w:p>
-      <w:pPr>
-        <w:spacing w:after="0" w:before="0" w:line="240" w:lineRule="auto"/>
-      </w:pPr>
-      <w:r>
-        <w:rPr>
-          <w:rFonts w:ascii="Calibri" w:hAnsi="Calibri" w:eastAsia="Calibri"/>
-          <w:b w:val="0"/>
-          <w:sz w:val="24"/>
-        </w:rPr>
-        <w:t>B. Tidak</w:t>
-      </w:r>
-    </w:p>
-    <w:p>
-      <w:pPr>
-        <w:spacing w:after="160" w:before="0" w:line="240" w:lineRule="auto"/>
-      </w:pPr>
-      <w:r>
-        <w:rPr>
-          <w:rFonts w:ascii="Calibri" w:hAnsi="Calibri" w:eastAsia="Calibri"/>
-          <w:b w:val="0"/>
-          <w:sz w:val="20"/>
-        </w:rPr>
-      </w:r>
-    </w:p>
-    <w:p>
-      <w:pPr>
-        <w:spacing w:after="40" w:before="0" w:line="240" w:lineRule="auto"/>
-      </w:pPr>
-      <w:r>
-        <w:rPr>
-          <w:rFonts w:ascii="Calibri" w:hAnsi="Calibri" w:eastAsia="Calibri"/>
-          <w:b w:val="0"/>
-          <w:sz w:val="24"/>
-        </w:rPr>
-        <w:t>9. Tab Master Plan dibuka?</w:t>
-      </w:r>
-    </w:p>
-    <w:p>
-      <w:pPr>
-        <w:spacing w:after="0" w:before="0" w:line="240" w:lineRule="auto"/>
-      </w:pPr>
-      <w:r>
-        <w:rPr>
-          <w:rFonts w:ascii="Calibri" w:hAnsi="Calibri" w:eastAsia="Calibri"/>
-          <w:b w:val="0"/>
-          <w:sz w:val="24"/>
-        </w:rPr>
-        <w:t>A. Ya</w:t>
-      </w:r>
-    </w:p>
-    <w:p>
-      <w:pPr>
-        <w:spacing w:after="0" w:before="0" w:line="240" w:lineRule="auto"/>
-      </w:pPr>
-      <w:r>
-        <w:rPr>
-          <w:rFonts w:ascii="Calibri" w:hAnsi="Calibri" w:eastAsia="Calibri"/>
-          <w:b w:val="0"/>
-          <w:sz w:val="24"/>
-        </w:rPr>
-        <w:t>B. Tidak</w:t>
-      </w:r>
-    </w:p>
-    <w:p>
-      <w:pPr>
-        <w:spacing w:after="160" w:before="0" w:line="240" w:lineRule="auto"/>
-      </w:pPr>
-      <w:r>
-        <w:rPr>
-          <w:rFonts w:ascii="Calibri" w:hAnsi="Calibri" w:eastAsia="Calibri"/>
-          <w:b w:val="0"/>
-          <w:sz w:val="20"/>
-        </w:rPr>
-      </w:r>
-    </w:p>
-    <w:p>
-      <w:pPr>
-        <w:spacing w:after="40" w:before="0" w:line="240" w:lineRule="auto"/>
-      </w:pPr>
-      <w:r>
-        <w:rPr>
-          <w:rFonts w:ascii="Calibri" w:hAnsi="Calibri" w:eastAsia="Calibri"/>
-          <w:b w:val="0"/>
-          <w:sz w:val="24"/>
-        </w:rPr>
-        <w:t>10. Phase Plan selesai (pull Pondasi dan Struktur plus komitmen)?</w:t>
-      </w:r>
-    </w:p>
-    <w:p>
-      <w:pPr>
-        <w:spacing w:after="0" w:before="0" w:line="240" w:lineRule="auto"/>
-      </w:pPr>
-      <w:r>
-        <w:rPr>
-          <w:rFonts w:ascii="Calibri" w:hAnsi="Calibri" w:eastAsia="Calibri"/>
-          <w:b w:val="0"/>
-          <w:sz w:val="24"/>
-        </w:rPr>
-        <w:t>A. Ya</w:t>
-      </w:r>
-    </w:p>
-    <w:p>
-      <w:pPr>
-        <w:spacing w:after="0" w:before="0" w:line="240" w:lineRule="auto"/>
-      </w:pPr>
-      <w:r>
-        <w:rPr>
-          <w:rFonts w:ascii="Calibri" w:hAnsi="Calibri" w:eastAsia="Calibri"/>
-          <w:b w:val="0"/>
-          <w:sz w:val="24"/>
-        </w:rPr>
-        <w:t>B. Tidak</w:t>
-      </w:r>
-    </w:p>
-    <w:p>
-      <w:pPr>
-        <w:spacing w:after="160" w:before="0" w:line="240" w:lineRule="auto"/>
-      </w:pPr>
-      <w:r>
-        <w:rPr>
-          <w:rFonts w:ascii="Calibri" w:hAnsi="Calibri" w:eastAsia="Calibri"/>
-          <w:b w:val="0"/>
-          <w:sz w:val="20"/>
-        </w:rPr>
-      </w:r>
-    </w:p>
-    <w:p>
-      <w:pPr>
-        <w:spacing w:after="40" w:before="0" w:line="240" w:lineRule="auto"/>
-      </w:pPr>
-      <w:r>
-        <w:rPr>
-          <w:rFonts w:ascii="Calibri" w:hAnsi="Calibri" w:eastAsia="Calibri"/>
-          <w:b w:val="0"/>
-          <w:sz w:val="24"/>
-        </w:rPr>
-        <w:t>11. Look-ahead: L1 sudah SiapKerja (bebas kendala)?</w:t>
-      </w:r>
-    </w:p>
-    <w:p>
-      <w:pPr>
-        <w:spacing w:after="0" w:before="0" w:line="240" w:lineRule="auto"/>
-      </w:pPr>
-      <w:r>
-        <w:rPr>
-          <w:rFonts w:ascii="Calibri" w:hAnsi="Calibri" w:eastAsia="Calibri"/>
-          <w:b w:val="0"/>
-          <w:sz w:val="24"/>
-        </w:rPr>
-        <w:t>A. Ya</w:t>
-      </w:r>
-    </w:p>
-    <w:p>
-      <w:pPr>
-        <w:spacing w:after="0" w:before="0" w:line="240" w:lineRule="auto"/>
-      </w:pPr>
-      <w:r>
-        <w:rPr>
-          <w:rFonts w:ascii="Calibri" w:hAnsi="Calibri" w:eastAsia="Calibri"/>
-          <w:b w:val="0"/>
-          <w:sz w:val="24"/>
-        </w:rPr>
-        <w:t>B. Tidak</w:t>
-      </w:r>
-    </w:p>
-    <w:p>
-      <w:pPr>
-        <w:spacing w:after="160" w:before="0" w:line="240" w:lineRule="auto"/>
-      </w:pPr>
-      <w:r>
-        <w:rPr>
-          <w:rFonts w:ascii="Calibri" w:hAnsi="Calibri" w:eastAsia="Calibri"/>
-          <w:b w:val="0"/>
-          <w:sz w:val="20"/>
-        </w:rPr>
-      </w:r>
-    </w:p>
-    <w:p>
-      <w:pPr>
-        <w:spacing w:after="40" w:before="0" w:line="240" w:lineRule="auto"/>
-      </w:pPr>
-      <w:r>
-        <w:rPr>
-          <w:rFonts w:ascii="Calibri" w:hAnsi="Calibri" w:eastAsia="Calibri"/>
-          <w:b w:val="0"/>
-          <w:sz w:val="24"/>
-        </w:rPr>
-        <w:t>12. Weekly Work Plan dikunci?</w:t>
-      </w:r>
-    </w:p>
-    <w:p>
-      <w:pPr>
-        <w:spacing w:after="0" w:before="0" w:line="240" w:lineRule="auto"/>
-      </w:pPr>
-      <w:r>
-        <w:rPr>
-          <w:rFonts w:ascii="Calibri" w:hAnsi="Calibri" w:eastAsia="Calibri"/>
-          <w:b w:val="0"/>
-          <w:sz w:val="24"/>
-        </w:rPr>
-        <w:t>A. Ya</w:t>
-      </w:r>
-    </w:p>
-    <w:p>
-      <w:pPr>
-        <w:spacing w:after="0" w:before="0" w:line="240" w:lineRule="auto"/>
-      </w:pPr>
-      <w:r>
-        <w:rPr>
-          <w:rFonts w:ascii="Calibri" w:hAnsi="Calibri" w:eastAsia="Calibri"/>
-          <w:b w:val="0"/>
-          <w:sz w:val="24"/>
-        </w:rPr>
-        <w:t>B. Tidak</w:t>
-      </w:r>
-    </w:p>
-    <w:p>
-      <w:pPr>
-        <w:spacing w:after="160" w:before="0" w:line="240" w:lineRule="auto"/>
-      </w:pPr>
-      <w:r>
-        <w:rPr>
-          <w:rFonts w:ascii="Calibri" w:hAnsi="Calibri" w:eastAsia="Calibri"/>
-          <w:b w:val="0"/>
-          <w:sz w:val="20"/>
-        </w:rPr>
-      </w:r>
-    </w:p>
-    <w:p>
-      <w:pPr>
-        <w:spacing w:after="40" w:before="0" w:line="240" w:lineRule="auto"/>
-      </w:pPr>
-      <w:r>
-        <w:rPr>
-          <w:rFonts w:ascii="Calibri" w:hAnsi="Calibri" w:eastAsia="Calibri"/>
-          <w:b w:val="0"/>
-          <w:sz w:val="24"/>
-        </w:rPr>
-        <w:t>13. Huddle dijalankan minimal satu hari?</w:t>
-      </w:r>
-    </w:p>
-    <w:p>
-      <w:pPr>
-        <w:spacing w:after="0" w:before="0" w:line="240" w:lineRule="auto"/>
-      </w:pPr>
-      <w:r>
-        <w:rPr>
-          <w:rFonts w:ascii="Calibri" w:hAnsi="Calibri" w:eastAsia="Calibri"/>
-          <w:b w:val="0"/>
-          <w:sz w:val="24"/>
-        </w:rPr>
-        <w:t>A. Ya</w:t>
-      </w:r>
-    </w:p>
-    <w:p>
-      <w:pPr>
-        <w:spacing w:after="0" w:before="0" w:line="240" w:lineRule="auto"/>
-      </w:pPr>
-      <w:r>
-        <w:rPr>
-          <w:rFonts w:ascii="Calibri" w:hAnsi="Calibri" w:eastAsia="Calibri"/>
-          <w:b w:val="0"/>
-          <w:sz w:val="24"/>
-        </w:rPr>
-        <w:t>B. Tidak</w:t>
-      </w:r>
-    </w:p>
-    <w:p>
-      <w:pPr>
-        <w:spacing w:after="160" w:before="0" w:line="240" w:lineRule="auto"/>
-      </w:pPr>
-      <w:r>
-        <w:rPr>
-          <w:rFonts w:ascii="Calibri" w:hAnsi="Calibri" w:eastAsia="Calibri"/>
-          <w:b w:val="0"/>
-          <w:sz w:val="20"/>
-        </w:rPr>
-      </w:r>
-    </w:p>
-    <w:p>
-      <w:pPr>
-        <w:spacing w:after="40" w:before="0" w:line="240" w:lineRule="auto"/>
-      </w:pPr>
-      <w:r>
-        <w:rPr>
-          <w:rFonts w:ascii="Calibri" w:hAnsi="Calibri" w:eastAsia="Calibri"/>
-          <w:b w:val="0"/>
-          <w:sz w:val="24"/>
-        </w:rPr>
-        <w:t>14. Tab Learning dibuka dan PPC terlihat?</w:t>
-      </w:r>
-    </w:p>
-    <w:p>
-      <w:pPr>
-        <w:spacing w:after="0" w:before="0" w:line="240" w:lineRule="auto"/>
-      </w:pPr>
-      <w:r>
-        <w:rPr>
-          <w:rFonts w:ascii="Calibri" w:hAnsi="Calibri" w:eastAsia="Calibri"/>
-          <w:b w:val="0"/>
-          <w:sz w:val="24"/>
-        </w:rPr>
-        <w:t>A. Ya</w:t>
-      </w:r>
-    </w:p>
-    <w:p>
-      <w:pPr>
-        <w:spacing w:after="0" w:before="0" w:line="240" w:lineRule="auto"/>
-      </w:pPr>
-      <w:r>
-        <w:rPr>
-          <w:rFonts w:ascii="Calibri" w:hAnsi="Calibri" w:eastAsia="Calibri"/>
-          <w:b w:val="0"/>
-          <w:sz w:val="24"/>
-        </w:rPr>
-        <w:t>B. Tidak</w:t>
-      </w:r>
-    </w:p>
-    <w:p>
-      <w:pPr>
-        <w:spacing w:after="160" w:before="0" w:line="240" w:lineRule="auto"/>
-      </w:pPr>
-      <w:r>
-        <w:rPr>
-          <w:rFonts w:ascii="Calibri" w:hAnsi="Calibri" w:eastAsia="Calibri"/>
-          <w:b w:val="0"/>
-          <w:sz w:val="20"/>
-        </w:rPr>
-      </w:r>
-    </w:p>
-    <w:p>
-      <w:pPr>
-        <w:spacing w:after="40" w:before="0" w:line="240" w:lineRule="auto"/>
-      </w:pPr>
-      <w:r>
-        <w:rPr>
-          <w:rFonts w:ascii="Calibri" w:hAnsi="Calibri" w:eastAsia="Calibri"/>
-          <w:b w:val="0"/>
-          <w:sz w:val="24"/>
-        </w:rPr>
-        <w:t>15. Tab Laporan dibuka?</w:t>
-      </w:r>
-    </w:p>
-    <w:p>
-      <w:pPr>
-        <w:spacing w:after="0" w:before="0" w:line="240" w:lineRule="auto"/>
-      </w:pPr>
-      <w:r>
-        <w:rPr>
-          <w:rFonts w:ascii="Calibri" w:hAnsi="Calibri" w:eastAsia="Calibri"/>
-          <w:b w:val="0"/>
-          <w:sz w:val="24"/>
-        </w:rPr>
-        <w:t>A. Ya</w:t>
-      </w:r>
-    </w:p>
-    <w:p>
-      <w:pPr>
-        <w:spacing w:after="0" w:before="0" w:line="240" w:lineRule="auto"/>
-      </w:pPr>
-      <w:r>
-        <w:rPr>
-          <w:rFonts w:ascii="Calibri" w:hAnsi="Calibri" w:eastAsia="Calibri"/>
-          <w:b w:val="0"/>
-          <w:sz w:val="24"/>
-        </w:rPr>
-        <w:t>B. Tidak</w:t>
-      </w:r>
-    </w:p>
-    <w:p>
-      <w:pPr>
-        <w:spacing w:after="160" w:before="0" w:line="240" w:lineRule="auto"/>
-      </w:pPr>
-      <w:r>
-        <w:rPr>
-          <w:rFonts w:ascii="Calibri" w:hAnsi="Calibri" w:eastAsia="Calibri"/>
-          <w:b w:val="0"/>
-          <w:sz w:val="20"/>
-        </w:rPr>
-      </w:r>
-    </w:p>
-    <w:p>
-      <w:pPr>
-        <w:spacing w:after="40" w:before="0" w:line="240" w:lineRule="auto"/>
-      </w:pPr>
-      <w:r>
-        <w:rPr>
-          <w:rFonts w:ascii="Calibri" w:hAnsi="Calibri" w:eastAsia="Calibri"/>
-          <w:b w:val="0"/>
-          <w:sz w:val="24"/>
-        </w:rPr>
-        <w:t>16. Kelompok sempat gulir sampai skrip material (sekitar minggu 3)?</w:t>
-      </w:r>
-    </w:p>
-    <w:p>
-      <w:pPr>
-        <w:spacing w:after="0" w:before="0" w:line="240" w:lineRule="auto"/>
-      </w:pPr>
-      <w:r>
-        <w:rPr>
-          <w:rFonts w:ascii="Calibri" w:hAnsi="Calibri" w:eastAsia="Calibri"/>
-          <w:b w:val="0"/>
-          <w:sz w:val="24"/>
-        </w:rPr>
-        <w:t>A. Ya</w:t>
-      </w:r>
-    </w:p>
-    <w:p>
-      <w:pPr>
-        <w:spacing w:after="0" w:before="0" w:line="240" w:lineRule="auto"/>
-      </w:pPr>
-      <w:r>
-        <w:rPr>
-          <w:rFonts w:ascii="Calibri" w:hAnsi="Calibri" w:eastAsia="Calibri"/>
-          <w:b w:val="0"/>
-          <w:sz w:val="24"/>
-        </w:rPr>
-        <w:t>B. Tidak</w:t>
-      </w:r>
-    </w:p>
-    <w:p>
-      <w:pPr>
-        <w:spacing w:after="160" w:before="0" w:line="240" w:lineRule="auto"/>
-      </w:pPr>
-      <w:r>
-        <w:rPr>
-          <w:rFonts w:ascii="Calibri" w:hAnsi="Calibri" w:eastAsia="Calibri"/>
-          <w:b w:val="0"/>
-          <w:sz w:val="20"/>
-        </w:rPr>
-      </w:r>
-    </w:p>
-    <w:p>
-      <w:pPr>
-        <w:spacing w:after="40" w:before="0" w:line="240" w:lineRule="auto"/>
-      </w:pPr>
-      <w:r>
-        <w:rPr>
-          <w:rFonts w:ascii="Calibri" w:hAnsi="Calibri" w:eastAsia="Calibri"/>
-          <w:b w:val="0"/>
-          <w:sz w:val="24"/>
-        </w:rPr>
-        <w:t>17. L1 pernah dikunci dalam keadaan kotor (masih ada kendala)?</w:t>
+        <w:t>6. L1 pernah dikunci dalam keadaan kotor (masih ada kendala)?</w:t>
       </w:r>
     </w:p>
     <w:p>
@@ -853,7 +422,7 @@
           <w:b w:val="0"/>
           <w:sz w:val="24"/>
         </w:rPr>
-        <w:t>18. Kelompok memperbaiki L1 sebelum berjanji di Weekly Work Plan?</w:t>
+        <w:t>7. Kelompok memperbaiki L1 sebelum berjanji di Weekly Work Plan?</w:t>
       </w:r>
     </w:p>
     <w:p>
@@ -917,7 +486,7 @@
           <w:b w:val="0"/>
           <w:sz w:val="24"/>
         </w:rPr>
-        <w:t>19. Tombol masukkan ke jadwal dipakai untuk mengisi hari kosong dari Workable?</w:t>
+        <w:t>8. Huddle dijalankan minimal satu hari?</w:t>
       </w:r>
     </w:p>
     <w:p>
@@ -981,7 +550,7 @@
           <w:b w:val="0"/>
           <w:sz w:val="24"/>
         </w:rPr>
-        <w:t>20. Sisa pecahan hari setelah Sabtu tidak diperlakukan sebagai gagal?</w:t>
+        <w:t>9. Kelompok membahas keandalan janji atau PPC di Learning atau Laporan?</w:t>
       </w:r>
     </w:p>
     <w:p>
@@ -1045,7 +614,7 @@
           <w:b w:val="0"/>
           <w:sz w:val="24"/>
         </w:rPr>
-        <w:t>21. Alasan variansi diisi jika pekerjaan tidak selesai?</w:t>
+        <w:t>10. Mutu tidak ditawar turun di Pemilihan?</w:t>
       </w:r>
     </w:p>
     <w:p>
@@ -1109,135 +678,7 @@
           <w:b w:val="0"/>
           <w:sz w:val="24"/>
         </w:rPr>
-        <w:t>22. Kelompok membahas keandalan janji atau PPC di Learning atau Laporan?</w:t>
-      </w:r>
-    </w:p>
-    <w:p>
-      <w:pPr>
-        <w:spacing w:after="0" w:before="0" w:line="240" w:lineRule="auto"/>
-      </w:pPr>
-      <w:r>
-        <w:rPr>
-          <w:rFonts w:ascii="Calibri" w:hAnsi="Calibri" w:eastAsia="Calibri"/>
-          <w:b w:val="0"/>
-          <w:sz w:val="24"/>
-        </w:rPr>
-        <w:t>A. Ya</w:t>
-      </w:r>
-    </w:p>
-    <w:p>
-      <w:pPr>
-        <w:spacing w:after="0" w:before="0" w:line="240" w:lineRule="auto"/>
-      </w:pPr>
-      <w:r>
-        <w:rPr>
-          <w:rFonts w:ascii="Calibri" w:hAnsi="Calibri" w:eastAsia="Calibri"/>
-          <w:b w:val="0"/>
-          <w:sz w:val="24"/>
-        </w:rPr>
-        <w:t>B. Tidak</w:t>
-      </w:r>
-    </w:p>
-    <w:p>
-      <w:pPr>
-        <w:spacing w:after="0" w:before="0" w:line="240" w:lineRule="auto"/>
-      </w:pPr>
-      <w:r>
-        <w:rPr>
-          <w:rFonts w:ascii="Calibri" w:hAnsi="Calibri" w:eastAsia="Calibri"/>
-          <w:b w:val="0"/>
-          <w:sz w:val="24"/>
-        </w:rPr>
-        <w:t>C. Tidak sempat</w:t>
-      </w:r>
-    </w:p>
-    <w:p>
-      <w:pPr>
-        <w:spacing w:after="160" w:before="0" w:line="240" w:lineRule="auto"/>
-      </w:pPr>
-      <w:r>
-        <w:rPr>
-          <w:rFonts w:ascii="Calibri" w:hAnsi="Calibri" w:eastAsia="Calibri"/>
-          <w:b w:val="0"/>
-          <w:sz w:val="20"/>
-        </w:rPr>
-      </w:r>
-    </w:p>
-    <w:p>
-      <w:pPr>
-        <w:spacing w:after="40" w:before="0" w:line="240" w:lineRule="auto"/>
-      </w:pPr>
-      <w:r>
-        <w:rPr>
-          <w:rFonts w:ascii="Calibri" w:hAnsi="Calibri" w:eastAsia="Calibri"/>
-          <w:b w:val="0"/>
-          <w:sz w:val="24"/>
-        </w:rPr>
-        <w:t>23. Mutu tidak ditawar turun di Pemilihan?</w:t>
-      </w:r>
-    </w:p>
-    <w:p>
-      <w:pPr>
-        <w:spacing w:after="0" w:before="0" w:line="240" w:lineRule="auto"/>
-      </w:pPr>
-      <w:r>
-        <w:rPr>
-          <w:rFonts w:ascii="Calibri" w:hAnsi="Calibri" w:eastAsia="Calibri"/>
-          <w:b w:val="0"/>
-          <w:sz w:val="24"/>
-        </w:rPr>
-        <w:t>A. Ya</w:t>
-      </w:r>
-    </w:p>
-    <w:p>
-      <w:pPr>
-        <w:spacing w:after="0" w:before="0" w:line="240" w:lineRule="auto"/>
-      </w:pPr>
-      <w:r>
-        <w:rPr>
-          <w:rFonts w:ascii="Calibri" w:hAnsi="Calibri" w:eastAsia="Calibri"/>
-          <w:b w:val="0"/>
-          <w:sz w:val="24"/>
-        </w:rPr>
-        <w:t>B. Tidak</w:t>
-      </w:r>
-    </w:p>
-    <w:p>
-      <w:pPr>
-        <w:spacing w:after="0" w:before="0" w:line="240" w:lineRule="auto"/>
-      </w:pPr>
-      <w:r>
-        <w:rPr>
-          <w:rFonts w:ascii="Calibri" w:hAnsi="Calibri" w:eastAsia="Calibri"/>
-          <w:b w:val="0"/>
-          <w:sz w:val="24"/>
-        </w:rPr>
-        <w:t>C. Tidak sempat</w:t>
-      </w:r>
-    </w:p>
-    <w:p>
-      <w:pPr>
-        <w:spacing w:after="160" w:before="0" w:line="240" w:lineRule="auto"/>
-      </w:pPr>
-      <w:r>
-        <w:rPr>
-          <w:rFonts w:ascii="Calibri" w:hAnsi="Calibri" w:eastAsia="Calibri"/>
-          <w:b w:val="0"/>
-          <w:sz w:val="20"/>
-        </w:rPr>
-      </w:r>
-    </w:p>
-    <w:p>
-      <w:pPr>
-        <w:spacing w:after="40" w:before="0" w:line="240" w:lineRule="auto"/>
-      </w:pPr>
-      <w:r>
-        <w:rPr>
-          <w:rFonts w:ascii="Calibri" w:hAnsi="Calibri" w:eastAsia="Calibri"/>
-          <w:b w:val="0"/>
-          <w:sz w:val="24"/>
-        </w:rPr>
-        <w:t>24. Nama file JSON sesi (contoh S260825-A-G2.json)</w:t>
+        <w:t>11. Nama file JSON yang akan dikirim ke peneliti (contoh S260901-A-G2.json). Jika belum diunduh, tulis belum.</w:t>
       </w:r>
     </w:p>
     <w:p>
@@ -1262,32 +703,7 @@
           <w:b w:val="0"/>
           <w:sz w:val="24"/>
         </w:rPr>
-        <w:t>25. PPC minggu 1 dalam persen, jika terlihat. Jika tidak, tulis tidak ada.</w:t>
-      </w:r>
-    </w:p>
-    <w:p>
-      <w:pPr>
-        <w:spacing w:after="200" w:before="0" w:line="240" w:lineRule="auto"/>
-      </w:pPr>
-      <w:r>
-        <w:rPr>
-          <w:rFonts w:ascii="Calibri" w:hAnsi="Calibri" w:eastAsia="Calibri"/>
-          <w:b w:val="0"/>
-          <w:sz w:val="20"/>
-        </w:rPr>
-      </w:r>
-    </w:p>
-    <w:p>
-      <w:pPr>
-        <w:spacing w:after="40" w:before="0" w:line="240" w:lineRule="auto"/>
-      </w:pPr>
-      <w:r>
-        <w:rPr>
-          <w:rFonts w:ascii="Calibri" w:hAnsi="Calibri" w:eastAsia="Calibri"/>
-          <w:b w:val="0"/>
-          <w:sz w:val="24"/>
-        </w:rPr>
-        <w:t>26. Catatan hambatan di SiapKerja (UI, salah tab, pull, make-ready). Tanpa nama orang.</w:t>
+        <w:t>12. Catatan hambatan di SiapKerja (antarmuka, tab, pull, make-ready). Tanpa nama orang.</w:t>
       </w:r>
     </w:p>
     <w:p>
